--- a/docs/BuffCapstone_CD.docx
+++ b/docs/BuffCapstone_CD.docx
@@ -226,7 +226,7 @@
       </w:pPr>
       <w:r>
         <w:rPr>
-          <w:rFonts w:eastAsia="Times New Roman" w:cs="Times New Roman" w:ascii="Times New Roman" w:hAnsi="Times New Roman"/>
+          <w:rFonts w:eastAsia="Times New Roman" w:cs="Times New Roman"/>
           <w:b/>
           <w:bCs/>
           <w:sz w:val="32"/>
@@ -278,7 +278,7 @@
       </w:pPr>
       <w:r>
         <w:rPr>
-          <w:rFonts w:eastAsia="Times New Roman" w:cs="Times New Roman" w:ascii="Times New Roman" w:hAnsi="Times New Roman"/>
+          <w:rFonts w:eastAsia="Times New Roman" w:cs="Times New Roman"/>
           <w:b/>
           <w:bCs/>
           <w:sz w:val="28"/>
@@ -309,23 +309,7 @@
           <w:sz w:val="24"/>
           <w:szCs w:val="24"/>
         </w:rPr>
-        <w:t>Exploratory data analysis is performed in Phase 1 of the notebook (</w:t>
-      </w:r>
-      <w:r>
-        <w:rPr>
-          <w:rFonts w:eastAsia="Times New Roman" w:cs="Times New Roman"/>
-          <w:sz w:val="24"/>
-          <w:szCs w:val="24"/>
-        </w:rPr>
-        <w:t>BuffCapstone</w:t>
-      </w:r>
-      <w:r>
-        <w:rPr>
-          <w:rFonts w:eastAsia="Times New Roman" w:cs="Times New Roman"/>
-          <w:sz w:val="24"/>
-          <w:szCs w:val="24"/>
-        </w:rPr>
-        <w:t>.ipynb, sections 1.1 through 1.8). This phase produces statistical summaries, distribution histograms by spending segment, a Pearson correlation heatmap, and boxplots by segment. These visualizations describe the structure and patterns in the data without making predictions.</w:t>
+        <w:t>Exploratory data analysis is performed in Phase 1 of the notebook (BuffCapstone.ipynb, sections 1.1 through 1.8). This phase produces statistical summaries, distribution histograms by spending segment, a Pearson correlation heatmap, and boxplots by segment. These visualizations describe the structure and patterns in the data without making predictions.</w:t>
       </w:r>
     </w:p>
     <w:p>
@@ -381,7 +365,7 @@
       </w:pPr>
       <w:r>
         <w:rPr>
-          <w:rFonts w:eastAsia="Times New Roman" w:cs="Times New Roman" w:ascii="Times New Roman" w:hAnsi="Times New Roman"/>
+          <w:rFonts w:eastAsia="Times New Roman" w:cs="Times New Roman"/>
           <w:b/>
           <w:bCs/>
           <w:sz w:val="28"/>
@@ -402,7 +386,23 @@
           <w:sz w:val="24"/>
           <w:szCs w:val="24"/>
         </w:rPr>
-        <w:t>The project uses the Mobile Game In-App Purchases Dataset 2025 from Kaggle (Puri, 2025). The raw dataset is stored at data/raw/mobile_game_iap_2025.csv. The cleaned and preprocessed dataset is stored at data/cleaned/cleaned_dataset.csv. Both files are included in the repository and the submission archive.</w:t>
+        <w:t>The project uses the Mobile Game In-App Purchases Dataset 2025 from Kaggle (Puri, 2025). The raw dataset is stored at data/raw/</w:t>
+      </w:r>
+      <w:r>
+        <w:rPr>
+          <w:rFonts w:eastAsia="Times New Roman" w:cs="Times New Roman"/>
+          <w:sz w:val="24"/>
+          <w:szCs w:val="24"/>
+        </w:rPr>
+        <w:t>game_data</w:t>
+      </w:r>
+      <w:r>
+        <w:rPr>
+          <w:rFonts w:eastAsia="Times New Roman" w:cs="Times New Roman"/>
+          <w:sz w:val="24"/>
+          <w:szCs w:val="24"/>
+        </w:rPr>
+        <w:t>.csv. The cleaned and preprocessed dataset is stored at data/cleaned/cleaned_dataset.csv. Both files are included in the repository and the submission archive.</w:t>
       </w:r>
     </w:p>
     <w:p>
@@ -423,7 +423,7 @@
       </w:pPr>
       <w:r>
         <w:rPr>
-          <w:rFonts w:eastAsia="Times New Roman" w:cs="Times New Roman" w:ascii="Times New Roman" w:hAnsi="Times New Roman"/>
+          <w:rFonts w:eastAsia="Times New Roman" w:cs="Times New Roman"/>
           <w:b/>
           <w:bCs/>
           <w:sz w:val="28"/>
@@ -465,7 +465,7 @@
       </w:pPr>
       <w:r>
         <w:rPr>
-          <w:rFonts w:eastAsia="Times New Roman" w:cs="Times New Roman" w:ascii="Times New Roman" w:hAnsi="Times New Roman"/>
+          <w:rFonts w:eastAsia="Times New Roman" w:cs="Times New Roman"/>
           <w:b/>
           <w:bCs/>
           <w:sz w:val="28"/>
@@ -507,7 +507,7 @@
       </w:pPr>
       <w:r>
         <w:rPr>
-          <w:rFonts w:eastAsia="Times New Roman" w:cs="Times New Roman" w:ascii="Times New Roman" w:hAnsi="Times New Roman"/>
+          <w:rFonts w:eastAsia="Times New Roman" w:cs="Times New Roman"/>
           <w:b/>
           <w:bCs/>
           <w:sz w:val="28"/>
@@ -549,7 +549,7 @@
       </w:pPr>
       <w:r>
         <w:rPr>
-          <w:rFonts w:eastAsia="Times New Roman" w:cs="Times New Roman" w:ascii="Times New Roman" w:hAnsi="Times New Roman"/>
+          <w:rFonts w:eastAsia="Times New Roman" w:cs="Times New Roman"/>
           <w:b/>
           <w:bCs/>
           <w:sz w:val="28"/>
@@ -591,7 +591,7 @@
       </w:pPr>
       <w:r>
         <w:rPr>
-          <w:rFonts w:eastAsia="Times New Roman" w:cs="Times New Roman" w:ascii="Times New Roman" w:hAnsi="Times New Roman"/>
+          <w:rFonts w:eastAsia="Times New Roman" w:cs="Times New Roman"/>
           <w:b/>
           <w:bCs/>
           <w:sz w:val="28"/>
@@ -633,7 +633,7 @@
       </w:pPr>
       <w:r>
         <w:rPr>
-          <w:rFonts w:eastAsia="Times New Roman" w:cs="Times New Roman" w:ascii="Times New Roman" w:hAnsi="Times New Roman"/>
+          <w:rFonts w:eastAsia="Times New Roman" w:cs="Times New Roman"/>
           <w:b/>
           <w:bCs/>
           <w:sz w:val="28"/>
@@ -675,7 +675,7 @@
       </w:pPr>
       <w:r>
         <w:rPr>
-          <w:rFonts w:eastAsia="Times New Roman" w:cs="Times New Roman" w:ascii="Times New Roman" w:hAnsi="Times New Roman"/>
+          <w:rFonts w:eastAsia="Times New Roman" w:cs="Times New Roman"/>
           <w:b/>
           <w:bCs/>
           <w:sz w:val="28"/>
@@ -717,7 +717,7 @@
       </w:pPr>
       <w:r>
         <w:rPr>
-          <w:rFonts w:eastAsia="Times New Roman" w:cs="Times New Roman" w:ascii="Times New Roman" w:hAnsi="Times New Roman"/>
+          <w:rFonts w:eastAsia="Times New Roman" w:cs="Times New Roman"/>
           <w:b/>
           <w:bCs/>
           <w:sz w:val="28"/>
@@ -759,7 +759,7 @@
       </w:pPr>
       <w:r>
         <w:rPr>
-          <w:rFonts w:eastAsia="Times New Roman" w:cs="Times New Roman" w:ascii="Times New Roman" w:hAnsi="Times New Roman"/>
+          <w:rFonts w:eastAsia="Times New Roman" w:cs="Times New Roman"/>
           <w:b/>
           <w:bCs/>
           <w:sz w:val="28"/>
@@ -801,7 +801,7 @@
       </w:pPr>
       <w:r>
         <w:rPr>
-          <w:rFonts w:eastAsia="Times New Roman" w:cs="Times New Roman" w:ascii="Times New Roman" w:hAnsi="Times New Roman"/>
+          <w:rFonts w:eastAsia="Times New Roman" w:cs="Times New Roman"/>
           <w:b/>
           <w:bCs/>
           <w:sz w:val="28"/>
@@ -975,7 +975,7 @@
       </w:pPr>
       <w:r>
         <w:rPr>
-          <w:rFonts w:eastAsia="Times New Roman" w:cs="Times New Roman" w:ascii="Times New Roman" w:hAnsi="Times New Roman"/>
+          <w:rFonts w:eastAsia="Times New Roman" w:cs="Times New Roman"/>
           <w:b/>
           <w:bCs/>
           <w:sz w:val="32"/>
@@ -1027,7 +1027,7 @@
       </w:pPr>
       <w:r>
         <w:rPr>
-          <w:rFonts w:eastAsia="Times New Roman" w:cs="Times New Roman" w:ascii="Times New Roman" w:hAnsi="Times New Roman"/>
+          <w:rFonts w:eastAsia="Times New Roman" w:cs="Times New Roman"/>
           <w:b/>
           <w:bCs/>
           <w:sz w:val="28"/>
@@ -1069,7 +1069,7 @@
       </w:pPr>
       <w:r>
         <w:rPr>
-          <w:rFonts w:eastAsia="Times New Roman" w:cs="Times New Roman" w:ascii="Times New Roman" w:hAnsi="Times New Roman"/>
+          <w:rFonts w:eastAsia="Times New Roman" w:cs="Times New Roman"/>
           <w:b/>
           <w:bCs/>
           <w:sz w:val="28"/>
@@ -1090,23 +1090,7 @@
           <w:sz w:val="24"/>
           <w:szCs w:val="24"/>
         </w:rPr>
-        <w:t>The raw dataset is stored at data/raw/</w:t>
-      </w:r>
-      <w:r>
-        <w:rPr>
-          <w:rFonts w:eastAsia="Times New Roman" w:cs="Times New Roman"/>
-          <w:sz w:val="24"/>
-          <w:szCs w:val="24"/>
-        </w:rPr>
-        <w:t>game_data</w:t>
-      </w:r>
-      <w:r>
-        <w:rPr>
-          <w:rFonts w:eastAsia="Times New Roman" w:cs="Times New Roman"/>
-          <w:sz w:val="24"/>
-          <w:szCs w:val="24"/>
-        </w:rPr>
-        <w:t>.csv, downloaded from Kaggle (Puri, 2025). The cleaned dataset is stored at data/cleaned/cleaned_dataset.csv, produced by Phase 2 of the notebook. The code that performs the cleaning (imputation, encoding, column drops) is in notebook sections 2.1 through 2.4. The notebook itself is the executable file. It can be run end-to-end to regenerate the cleaned dataset from the raw source.</w:t>
+        <w:t>The raw dataset is stored at data/raw/game_data.csv, downloaded from Kaggle (Puri, 2025). The cleaned dataset is stored at data/cleaned/cleaned_dataset.csv, produced by Phase 2 of the notebook. The code that performs the cleaning (imputation, encoding, column drops) is in notebook sections 2.1 through 2.4. The notebook itself is the executable file. It can be run end-to-end to regenerate the cleaned dataset from the raw source.</w:t>
       </w:r>
     </w:p>
     <w:p>
@@ -1127,7 +1111,7 @@
       </w:pPr>
       <w:r>
         <w:rPr>
-          <w:rFonts w:eastAsia="Times New Roman" w:cs="Times New Roman" w:ascii="Times New Roman" w:hAnsi="Times New Roman"/>
+          <w:rFonts w:eastAsia="Times New Roman" w:cs="Times New Roman"/>
           <w:b/>
           <w:bCs/>
           <w:sz w:val="28"/>
@@ -1148,23 +1132,7 @@
           <w:sz w:val="24"/>
           <w:szCs w:val="24"/>
         </w:rPr>
-        <w:t xml:space="preserve">All analysis code is contained in </w:t>
-      </w:r>
-      <w:r>
-        <w:rPr>
-          <w:rFonts w:eastAsia="Times New Roman" w:cs="Times New Roman"/>
-          <w:sz w:val="24"/>
-          <w:szCs w:val="24"/>
-        </w:rPr>
-        <w:t>BuffCapstone</w:t>
-      </w:r>
-      <w:r>
-        <w:rPr>
-          <w:rFonts w:eastAsia="Times New Roman" w:cs="Times New Roman"/>
-          <w:sz w:val="24"/>
-          <w:szCs w:val="24"/>
-        </w:rPr>
-        <w:t>.ipynb. Phase 1 performs the descriptive analysis. Phase 2 performs data preprocessing. Phase 3 trains the three classification models. Phase 4 evaluates the models and produces SHAP analysis. Phase 5 conducts the feature dependency analysis. Phase 6 performs the formal hypothesis assessment. The dashboard code is in dashboard/app.py. All model artifacts are serialized as joblib files in the models/ directory.</w:t>
+        <w:t>All analysis code is contained in BuffCapstone.ipynb. Phase 1 performs the descriptive analysis. Phase 2 performs data preprocessing. Phase 3 trains the three classification models. Phase 4 evaluates the models and produces SHAP analysis. Phase 5 conducts the feature dependency analysis. Phase 6 performs the formal hypothesis assessment. The dashboard code is in dashboard/app.py. All model artifacts are serialized as joblib files in the models/ directory.</w:t>
       </w:r>
     </w:p>
     <w:p>
@@ -1185,7 +1153,7 @@
       </w:pPr>
       <w:r>
         <w:rPr>
-          <w:rFonts w:eastAsia="Times New Roman" w:cs="Times New Roman" w:ascii="Times New Roman" w:hAnsi="Times New Roman"/>
+          <w:rFonts w:eastAsia="Times New Roman" w:cs="Times New Roman"/>
           <w:b/>
           <w:bCs/>
           <w:sz w:val="28"/>
@@ -1227,7 +1195,7 @@
       </w:pPr>
       <w:r>
         <w:rPr>
-          <w:rFonts w:eastAsia="Times New Roman" w:cs="Times New Roman" w:ascii="Times New Roman" w:hAnsi="Times New Roman"/>
+          <w:rFonts w:eastAsia="Times New Roman" w:cs="Times New Roman"/>
           <w:b/>
           <w:bCs/>
           <w:sz w:val="28"/>
@@ -1294,7 +1262,7 @@
       </w:pPr>
       <w:r>
         <w:rPr>
-          <w:rFonts w:eastAsia="Times New Roman" w:cs="Times New Roman" w:ascii="Times New Roman" w:hAnsi="Times New Roman"/>
+          <w:rFonts w:eastAsia="Times New Roman" w:cs="Times New Roman"/>
           <w:b/>
           <w:bCs/>
           <w:sz w:val="28"/>
@@ -1336,7 +1304,7 @@
       </w:pPr>
       <w:r>
         <w:rPr>
-          <w:rFonts w:eastAsia="Times New Roman" w:cs="Times New Roman" w:ascii="Times New Roman" w:hAnsi="Times New Roman"/>
+          <w:rFonts w:eastAsia="Times New Roman" w:cs="Times New Roman"/>
           <w:b/>
           <w:bCs/>
           <w:sz w:val="28"/>
@@ -1428,7 +1396,7 @@
       </w:pPr>
       <w:r>
         <w:rPr>
-          <w:rFonts w:eastAsia="Times New Roman" w:cs="Times New Roman" w:ascii="Times New Roman" w:hAnsi="Times New Roman"/>
+          <w:rFonts w:eastAsia="Times New Roman" w:cs="Times New Roman"/>
           <w:b/>
           <w:bCs/>
           <w:sz w:val="28"/>
@@ -1474,15 +1442,7 @@
           <w:sz w:val="24"/>
           <w:szCs w:val="24"/>
         </w:rPr>
-        <w:t>BuffCapstone</w:t>
-      </w:r>
-      <w:r>
-        <w:rPr>
-          <w:rFonts w:eastAsia="Times New Roman" w:cs="Times New Roman"/>
-          <w:sz w:val="24"/>
-          <w:szCs w:val="24"/>
-        </w:rPr>
-        <w:t>.ipynb: the complete analysis notebook, executable in Jupyter or Google Colab.</w:t>
+        <w:t>BuffCapstone.ipynb: the complete analysis notebook, executable in Jupyter or Google Colab.</w:t>
       </w:r>
     </w:p>
     <w:p>
@@ -1548,7 +1508,7 @@
       </w:pPr>
       <w:r>
         <w:rPr>
-          <w:rFonts w:eastAsia="Times New Roman" w:cs="Times New Roman" w:ascii="Times New Roman" w:hAnsi="Times New Roman"/>
+          <w:rFonts w:eastAsia="Times New Roman" w:cs="Times New Roman"/>
           <w:b/>
           <w:bCs/>
           <w:sz w:val="28"/>
@@ -1602,7 +1562,7 @@
       </w:pPr>
       <w:r>
         <w:rPr>
-          <w:rFonts w:eastAsia="Times New Roman" w:cs="Times New Roman" w:ascii="Times New Roman" w:hAnsi="Times New Roman"/>
+          <w:rFonts w:eastAsia="Times New Roman" w:cs="Times New Roman"/>
           <w:b/>
           <w:bCs/>
           <w:sz w:val="32"/>
@@ -1660,14 +1620,14 @@
         </w:tblCellMar>
       </w:tblPr>
       <w:tblGrid>
-        <w:gridCol w:w="3499"/>
-        <w:gridCol w:w="5861"/>
+        <w:gridCol w:w="3498"/>
+        <w:gridCol w:w="5862"/>
       </w:tblGrid>
       <w:tr>
         <w:trPr/>
         <w:tc>
           <w:tcPr>
-            <w:tcW w:w="3499" w:type="dxa"/>
+            <w:tcW w:w="3498" w:type="dxa"/>
             <w:tcBorders>
               <w:top w:val="single" w:sz="2" w:space="0" w:color="999999"/>
               <w:start w:val="single" w:sz="2" w:space="0" w:color="999999"/>
@@ -1695,7 +1655,7 @@
         </w:tc>
         <w:tc>
           <w:tcPr>
-            <w:tcW w:w="5861" w:type="dxa"/>
+            <w:tcW w:w="5862" w:type="dxa"/>
             <w:tcBorders>
               <w:top w:val="single" w:sz="2" w:space="0" w:color="999999"/>
               <w:start w:val="single" w:sz="2" w:space="0" w:color="999999"/>
@@ -1726,7 +1686,7 @@
         <w:trPr/>
         <w:tc>
           <w:tcPr>
-            <w:tcW w:w="3499" w:type="dxa"/>
+            <w:tcW w:w="3498" w:type="dxa"/>
             <w:tcBorders>
               <w:top w:val="single" w:sz="2" w:space="0" w:color="999999"/>
               <w:start w:val="single" w:sz="2" w:space="0" w:color="999999"/>
@@ -1753,38 +1713,28 @@
         </w:tc>
         <w:tc>
           <w:tcPr>
-            <w:tcW w:w="5861" w:type="dxa"/>
-            <w:tcBorders>
-              <w:top w:val="single" w:sz="2" w:space="0" w:color="999999"/>
-              <w:start w:val="single" w:sz="2" w:space="0" w:color="999999"/>
-              <w:bottom w:val="single" w:sz="2" w:space="0" w:color="999999"/>
-              <w:end w:val="single" w:sz="2" w:space="0" w:color="999999"/>
-            </w:tcBorders>
-          </w:tcPr>
-          <w:p>
-            <w:pPr>
-              <w:pStyle w:val="Normal"/>
-              <w:rPr/>
-            </w:pPr>
-            <w:r>
-              <w:rPr>
-                <w:rFonts w:eastAsia="Times New Roman" w:cs="Times New Roman"/>
-                <w:b w:val="false"/>
-                <w:bCs w:val="false"/>
-                <w:sz w:val="22"/>
-                <w:szCs w:val="22"/>
-              </w:rPr>
-              <w:t>BuffCapstone</w:t>
-            </w:r>
-            <w:r>
-              <w:rPr>
-                <w:rFonts w:eastAsia="Times New Roman" w:cs="Times New Roman"/>
-                <w:b w:val="false"/>
-                <w:bCs w:val="false"/>
-                <w:sz w:val="22"/>
-                <w:szCs w:val="22"/>
-              </w:rPr>
-              <w:t>.ipynb</w:t>
+            <w:tcW w:w="5862" w:type="dxa"/>
+            <w:tcBorders>
+              <w:top w:val="single" w:sz="2" w:space="0" w:color="999999"/>
+              <w:start w:val="single" w:sz="2" w:space="0" w:color="999999"/>
+              <w:bottom w:val="single" w:sz="2" w:space="0" w:color="999999"/>
+              <w:end w:val="single" w:sz="2" w:space="0" w:color="999999"/>
+            </w:tcBorders>
+          </w:tcPr>
+          <w:p>
+            <w:pPr>
+              <w:pStyle w:val="Normal"/>
+              <w:rPr/>
+            </w:pPr>
+            <w:r>
+              <w:rPr>
+                <w:rFonts w:eastAsia="Times New Roman" w:cs="Times New Roman"/>
+                <w:b w:val="false"/>
+                <w:bCs w:val="false"/>
+                <w:sz w:val="22"/>
+                <w:szCs w:val="22"/>
+              </w:rPr>
+              <w:t>BuffCapstone.ipynb</w:t>
             </w:r>
           </w:p>
         </w:tc>
@@ -1793,7 +1743,7 @@
         <w:trPr/>
         <w:tc>
           <w:tcPr>
-            <w:tcW w:w="3499" w:type="dxa"/>
+            <w:tcW w:w="3498" w:type="dxa"/>
             <w:tcBorders>
               <w:top w:val="single" w:sz="2" w:space="0" w:color="999999"/>
               <w:start w:val="single" w:sz="2" w:space="0" w:color="999999"/>
@@ -1820,7 +1770,7 @@
         </w:tc>
         <w:tc>
           <w:tcPr>
-            <w:tcW w:w="5861" w:type="dxa"/>
+            <w:tcW w:w="5862" w:type="dxa"/>
             <w:tcBorders>
               <w:top w:val="single" w:sz="2" w:space="0" w:color="999999"/>
               <w:start w:val="single" w:sz="2" w:space="0" w:color="999999"/>
@@ -1850,7 +1800,7 @@
         <w:trPr/>
         <w:tc>
           <w:tcPr>
-            <w:tcW w:w="3499" w:type="dxa"/>
+            <w:tcW w:w="3498" w:type="dxa"/>
             <w:tcBorders>
               <w:top w:val="single" w:sz="2" w:space="0" w:color="999999"/>
               <w:start w:val="single" w:sz="2" w:space="0" w:color="999999"/>
@@ -1877,7 +1827,7 @@
         </w:tc>
         <w:tc>
           <w:tcPr>
-            <w:tcW w:w="5861" w:type="dxa"/>
+            <w:tcW w:w="5862" w:type="dxa"/>
             <w:tcBorders>
               <w:top w:val="single" w:sz="2" w:space="0" w:color="999999"/>
               <w:start w:val="single" w:sz="2" w:space="0" w:color="999999"/>
@@ -1920,7 +1870,7 @@
         <w:trPr/>
         <w:tc>
           <w:tcPr>
-            <w:tcW w:w="3499" w:type="dxa"/>
+            <w:tcW w:w="3498" w:type="dxa"/>
             <w:tcBorders>
               <w:top w:val="single" w:sz="2" w:space="0" w:color="999999"/>
               <w:start w:val="single" w:sz="2" w:space="0" w:color="999999"/>
@@ -1947,28 +1897,48 @@
         </w:tc>
         <w:tc>
           <w:tcPr>
-            <w:tcW w:w="5861" w:type="dxa"/>
-            <w:tcBorders>
-              <w:top w:val="single" w:sz="2" w:space="0" w:color="999999"/>
-              <w:start w:val="single" w:sz="2" w:space="0" w:color="999999"/>
-              <w:bottom w:val="single" w:sz="2" w:space="0" w:color="999999"/>
-              <w:end w:val="single" w:sz="2" w:space="0" w:color="999999"/>
-            </w:tcBorders>
-          </w:tcPr>
-          <w:p>
-            <w:pPr>
-              <w:pStyle w:val="Normal"/>
-              <w:rPr/>
-            </w:pPr>
-            <w:r>
-              <w:rPr>
-                <w:rFonts w:eastAsia="Times New Roman" w:cs="Times New Roman"/>
-                <w:b w:val="false"/>
-                <w:bCs w:val="false"/>
-                <w:sz w:val="22"/>
-                <w:szCs w:val="22"/>
-              </w:rPr>
-              <w:t>data/raw/mobile_game_iap_2025.csv</w:t>
+            <w:tcW w:w="5862" w:type="dxa"/>
+            <w:tcBorders>
+              <w:top w:val="single" w:sz="2" w:space="0" w:color="999999"/>
+              <w:start w:val="single" w:sz="2" w:space="0" w:color="999999"/>
+              <w:bottom w:val="single" w:sz="2" w:space="0" w:color="999999"/>
+              <w:end w:val="single" w:sz="2" w:space="0" w:color="999999"/>
+            </w:tcBorders>
+          </w:tcPr>
+          <w:p>
+            <w:pPr>
+              <w:pStyle w:val="Normal"/>
+              <w:rPr/>
+            </w:pPr>
+            <w:r>
+              <w:rPr>
+                <w:rFonts w:eastAsia="Times New Roman" w:cs="Times New Roman"/>
+                <w:b w:val="false"/>
+                <w:bCs w:val="false"/>
+                <w:sz w:val="22"/>
+                <w:szCs w:val="22"/>
+              </w:rPr>
+              <w:t>data/raw/</w:t>
+            </w:r>
+            <w:r>
+              <w:rPr>
+                <w:rFonts w:eastAsia="Times New Roman" w:cs="Times New Roman"/>
+                <w:b w:val="false"/>
+                <w:bCs w:val="false"/>
+                <w:sz w:val="22"/>
+                <w:szCs w:val="22"/>
+              </w:rPr>
+              <w:t>game_data</w:t>
+            </w:r>
+            <w:r>
+              <w:rPr>
+                <w:rFonts w:eastAsia="Times New Roman" w:cs="Times New Roman"/>
+                <w:b w:val="false"/>
+                <w:bCs w:val="false"/>
+                <w:sz w:val="22"/>
+                <w:szCs w:val="22"/>
+              </w:rPr>
+              <w:t>.csv</w:t>
             </w:r>
           </w:p>
         </w:tc>
@@ -1977,7 +1947,7 @@
         <w:trPr/>
         <w:tc>
           <w:tcPr>
-            <w:tcW w:w="3499" w:type="dxa"/>
+            <w:tcW w:w="3498" w:type="dxa"/>
             <w:tcBorders>
               <w:top w:val="single" w:sz="2" w:space="0" w:color="999999"/>
               <w:start w:val="single" w:sz="2" w:space="0" w:color="999999"/>
@@ -2004,7 +1974,7 @@
         </w:tc>
         <w:tc>
           <w:tcPr>
-            <w:tcW w:w="5861" w:type="dxa"/>
+            <w:tcW w:w="5862" w:type="dxa"/>
             <w:tcBorders>
               <w:top w:val="single" w:sz="2" w:space="0" w:color="999999"/>
               <w:start w:val="single" w:sz="2" w:space="0" w:color="999999"/>
@@ -2034,7 +2004,7 @@
         <w:trPr/>
         <w:tc>
           <w:tcPr>
-            <w:tcW w:w="3499" w:type="dxa"/>
+            <w:tcW w:w="3498" w:type="dxa"/>
             <w:tcBorders>
               <w:top w:val="single" w:sz="2" w:space="0" w:color="999999"/>
               <w:start w:val="single" w:sz="2" w:space="0" w:color="999999"/>
@@ -2061,7 +2031,7 @@
         </w:tc>
         <w:tc>
           <w:tcPr>
-            <w:tcW w:w="5861" w:type="dxa"/>
+            <w:tcW w:w="5862" w:type="dxa"/>
             <w:tcBorders>
               <w:top w:val="single" w:sz="2" w:space="0" w:color="999999"/>
               <w:start w:val="single" w:sz="2" w:space="0" w:color="999999"/>
@@ -2091,7 +2061,7 @@
         <w:trPr/>
         <w:tc>
           <w:tcPr>
-            <w:tcW w:w="3499" w:type="dxa"/>
+            <w:tcW w:w="3498" w:type="dxa"/>
             <w:tcBorders>
               <w:top w:val="single" w:sz="2" w:space="0" w:color="999999"/>
               <w:start w:val="single" w:sz="2" w:space="0" w:color="999999"/>
@@ -2118,7 +2088,7 @@
         </w:tc>
         <w:tc>
           <w:tcPr>
-            <w:tcW w:w="5861" w:type="dxa"/>
+            <w:tcW w:w="5862" w:type="dxa"/>
             <w:tcBorders>
               <w:top w:val="single" w:sz="2" w:space="0" w:color="999999"/>
               <w:start w:val="single" w:sz="2" w:space="0" w:color="999999"/>
@@ -2148,7 +2118,7 @@
         <w:trPr/>
         <w:tc>
           <w:tcPr>
-            <w:tcW w:w="3499" w:type="dxa"/>
+            <w:tcW w:w="3498" w:type="dxa"/>
             <w:tcBorders>
               <w:top w:val="single" w:sz="2" w:space="0" w:color="999999"/>
               <w:start w:val="single" w:sz="2" w:space="0" w:color="999999"/>
@@ -2175,7 +2145,7 @@
         </w:tc>
         <w:tc>
           <w:tcPr>
-            <w:tcW w:w="5861" w:type="dxa"/>
+            <w:tcW w:w="5862" w:type="dxa"/>
             <w:tcBorders>
               <w:top w:val="single" w:sz="2" w:space="0" w:color="999999"/>
               <w:start w:val="single" w:sz="2" w:space="0" w:color="999999"/>
@@ -2205,7 +2175,7 @@
         <w:trPr/>
         <w:tc>
           <w:tcPr>
-            <w:tcW w:w="3499" w:type="dxa"/>
+            <w:tcW w:w="3498" w:type="dxa"/>
             <w:tcBorders>
               <w:top w:val="single" w:sz="2" w:space="0" w:color="999999"/>
               <w:start w:val="single" w:sz="2" w:space="0" w:color="999999"/>
@@ -2232,7 +2202,7 @@
         </w:tc>
         <w:tc>
           <w:tcPr>
-            <w:tcW w:w="5861" w:type="dxa"/>
+            <w:tcW w:w="5862" w:type="dxa"/>
             <w:tcBorders>
               <w:top w:val="single" w:sz="2" w:space="0" w:color="999999"/>
               <w:start w:val="single" w:sz="2" w:space="0" w:color="999999"/>
@@ -2262,7 +2232,7 @@
         <w:trPr/>
         <w:tc>
           <w:tcPr>
-            <w:tcW w:w="3499" w:type="dxa"/>
+            <w:tcW w:w="3498" w:type="dxa"/>
             <w:tcBorders>
               <w:top w:val="single" w:sz="2" w:space="0" w:color="999999"/>
               <w:start w:val="single" w:sz="2" w:space="0" w:color="999999"/>
@@ -2289,7 +2259,7 @@
         </w:tc>
         <w:tc>
           <w:tcPr>
-            <w:tcW w:w="5861" w:type="dxa"/>
+            <w:tcW w:w="5862" w:type="dxa"/>
             <w:tcBorders>
               <w:top w:val="single" w:sz="2" w:space="0" w:color="999999"/>
               <w:start w:val="single" w:sz="2" w:space="0" w:color="999999"/>
@@ -2319,7 +2289,7 @@
         <w:trPr/>
         <w:tc>
           <w:tcPr>
-            <w:tcW w:w="3499" w:type="dxa"/>
+            <w:tcW w:w="3498" w:type="dxa"/>
             <w:tcBorders>
               <w:top w:val="single" w:sz="2" w:space="0" w:color="999999"/>
               <w:start w:val="single" w:sz="2" w:space="0" w:color="999999"/>
@@ -2346,7 +2316,7 @@
         </w:tc>
         <w:tc>
           <w:tcPr>
-            <w:tcW w:w="5861" w:type="dxa"/>
+            <w:tcW w:w="5862" w:type="dxa"/>
             <w:tcBorders>
               <w:top w:val="single" w:sz="2" w:space="0" w:color="999999"/>
               <w:start w:val="single" w:sz="2" w:space="0" w:color="999999"/>
@@ -2376,7 +2346,7 @@
         <w:trPr/>
         <w:tc>
           <w:tcPr>
-            <w:tcW w:w="3499" w:type="dxa"/>
+            <w:tcW w:w="3498" w:type="dxa"/>
             <w:tcBorders>
               <w:top w:val="single" w:sz="2" w:space="0" w:color="999999"/>
               <w:start w:val="single" w:sz="2" w:space="0" w:color="999999"/>
@@ -2403,7 +2373,7 @@
         </w:tc>
         <w:tc>
           <w:tcPr>
-            <w:tcW w:w="5861" w:type="dxa"/>
+            <w:tcW w:w="5862" w:type="dxa"/>
             <w:tcBorders>
               <w:top w:val="single" w:sz="2" w:space="0" w:color="999999"/>
               <w:start w:val="single" w:sz="2" w:space="0" w:color="999999"/>
@@ -2433,7 +2403,7 @@
         <w:trPr/>
         <w:tc>
           <w:tcPr>
-            <w:tcW w:w="3499" w:type="dxa"/>
+            <w:tcW w:w="3498" w:type="dxa"/>
             <w:tcBorders>
               <w:top w:val="single" w:sz="2" w:space="0" w:color="999999"/>
               <w:start w:val="single" w:sz="2" w:space="0" w:color="999999"/>
@@ -2460,7 +2430,7 @@
         </w:tc>
         <w:tc>
           <w:tcPr>
-            <w:tcW w:w="5861" w:type="dxa"/>
+            <w:tcW w:w="5862" w:type="dxa"/>
             <w:tcBorders>
               <w:top w:val="single" w:sz="2" w:space="0" w:color="999999"/>
               <w:start w:val="single" w:sz="2" w:space="0" w:color="999999"/>
@@ -2490,7 +2460,7 @@
         <w:trPr/>
         <w:tc>
           <w:tcPr>
-            <w:tcW w:w="3499" w:type="dxa"/>
+            <w:tcW w:w="3498" w:type="dxa"/>
             <w:tcBorders>
               <w:top w:val="single" w:sz="2" w:space="0" w:color="999999"/>
               <w:start w:val="single" w:sz="2" w:space="0" w:color="999999"/>
@@ -2517,7 +2487,7 @@
         </w:tc>
         <w:tc>
           <w:tcPr>
-            <w:tcW w:w="5861" w:type="dxa"/>
+            <w:tcW w:w="5862" w:type="dxa"/>
             <w:tcBorders>
               <w:top w:val="single" w:sz="2" w:space="0" w:color="999999"/>
               <w:start w:val="single" w:sz="2" w:space="0" w:color="999999"/>
@@ -2547,7 +2517,7 @@
         <w:trPr/>
         <w:tc>
           <w:tcPr>
-            <w:tcW w:w="3499" w:type="dxa"/>
+            <w:tcW w:w="3498" w:type="dxa"/>
             <w:tcBorders>
               <w:top w:val="single" w:sz="2" w:space="0" w:color="999999"/>
               <w:start w:val="single" w:sz="2" w:space="0" w:color="999999"/>
@@ -2574,7 +2544,7 @@
         </w:tc>
         <w:tc>
           <w:tcPr>
-            <w:tcW w:w="5861" w:type="dxa"/>
+            <w:tcW w:w="5862" w:type="dxa"/>
             <w:tcBorders>
               <w:top w:val="single" w:sz="2" w:space="0" w:color="999999"/>
               <w:start w:val="single" w:sz="2" w:space="0" w:color="999999"/>
@@ -2604,7 +2574,7 @@
         <w:trPr/>
         <w:tc>
           <w:tcPr>
-            <w:tcW w:w="3499" w:type="dxa"/>
+            <w:tcW w:w="3498" w:type="dxa"/>
             <w:tcBorders>
               <w:top w:val="single" w:sz="2" w:space="0" w:color="999999"/>
               <w:start w:val="single" w:sz="2" w:space="0" w:color="999999"/>
@@ -2631,7 +2601,7 @@
         </w:tc>
         <w:tc>
           <w:tcPr>
-            <w:tcW w:w="5861" w:type="dxa"/>
+            <w:tcW w:w="5862" w:type="dxa"/>
             <w:tcBorders>
               <w:top w:val="single" w:sz="2" w:space="0" w:color="999999"/>
               <w:start w:val="single" w:sz="2" w:space="0" w:color="999999"/>
@@ -2864,6 +2834,7 @@
     <w:qFormat/>
     <w:pPr>
       <w:widowControl/>
+      <w:suppressAutoHyphens w:val="true"/>
       <w:bidi w:val="0"/>
       <w:spacing w:before="0" w:after="0"/>
       <w:jc w:val="start"/>
@@ -2963,11 +2934,18 @@
       <w:u w:val="single"/>
     </w:rPr>
   </w:style>
-  <w:style w:type="character" w:styleId="FootnoteCharacters">
-    <w:name w:val="Footnote Characters"/>
+  <w:style w:type="character" w:styleId="FootnoteCharactersuser">
+    <w:name w:val="Footnote Characters (user)"/>
     <w:uiPriority w:val="99"/>
     <w:semiHidden/>
     <w:unhideWhenUsed/>
+    <w:qFormat/>
+    <w:rPr>
+      <w:vertAlign w:val="superscript"/>
+    </w:rPr>
+  </w:style>
+  <w:style w:type="character" w:styleId="FootnoteCharacters">
+    <w:name w:val="Footnote Characters"/>
     <w:qFormat/>
     <w:rPr>
       <w:vertAlign w:val="superscript"/>
@@ -2991,11 +2969,18 @@
       <w:szCs w:val="20"/>
     </w:rPr>
   </w:style>
-  <w:style w:type="character" w:styleId="EndnoteCharacters">
-    <w:name w:val="Endnote Characters"/>
+  <w:style w:type="character" w:styleId="EndnoteCharactersuser">
+    <w:name w:val="Endnote Characters (user)"/>
     <w:uiPriority w:val="99"/>
     <w:semiHidden/>
     <w:unhideWhenUsed/>
+    <w:qFormat/>
+    <w:rPr>
+      <w:vertAlign w:val="superscript"/>
+    </w:rPr>
+  </w:style>
+  <w:style w:type="character" w:styleId="EndnoteCharacters">
+    <w:name w:val="Endnote Characters"/>
     <w:qFormat/>
     <w:rPr>
       <w:vertAlign w:val="superscript"/>
@@ -3092,6 +3077,7 @@
     <w:qFormat/>
     <w:pPr>
       <w:widowControl/>
+      <w:suppressAutoHyphens w:val="true"/>
       <w:bidi w:val="0"/>
       <w:spacing w:before="0" w:after="0"/>
       <w:jc w:val="start"/>
@@ -3112,6 +3098,7 @@
     <w:qFormat/>
     <w:pPr>
       <w:widowControl/>
+      <w:suppressAutoHyphens w:val="true"/>
       <w:bidi w:val="0"/>
       <w:spacing w:before="0" w:after="0"/>
       <w:jc w:val="start"/>
